--- a/4015/10 Feb 2026/LO2 LO3 - Mr Akbar/4015 Assignment-B-Brief LO2 LO3 Mr Akbar NewTemplate.docx
+++ b/4015/10 Feb 2026/LO2 LO3 - Mr Akbar/4015 Assignment-B-Brief LO2 LO3 Mr Akbar NewTemplate.docx
@@ -1863,33 +1863,33 @@
               <w:rPr>
                 <w:rFonts w:ascii="Calibri" w:eastAsia="Calibri" w:hAnsi="Calibri" w:cs="Calibri"/>
               </w:rPr>
-              <w:t>Task 1: Lab workbook in ODT format with screenshots, tables and testing records</w:t>
-            </w:r>
-          </w:p>
-          <w:p>
-            <w:pPr>
-              <w:rPr>
-                <w:rFonts w:ascii="Calibri" w:eastAsia="Calibri" w:hAnsi="Calibri" w:cs="Calibri"/>
-              </w:rPr>
-            </w:pPr>
-            <w:r>
-              <w:rPr>
-                <w:rFonts w:ascii="Calibri" w:eastAsia="Calibri" w:hAnsi="Calibri" w:cs="Calibri"/>
-              </w:rPr>
-              <w:t>Task 2: Professional discussion and live demonstration, supported by slides or notes if required</w:t>
-            </w:r>
-          </w:p>
-          <w:p>
-            <w:pPr>
-              <w:rPr>
-                <w:rFonts w:ascii="Calibri" w:eastAsia="Calibri" w:hAnsi="Calibri" w:cs="Calibri"/>
-              </w:rPr>
-            </w:pPr>
-            <w:r>
-              <w:rPr>
-                <w:rFonts w:ascii="Calibri" w:eastAsia="Calibri" w:hAnsi="Calibri" w:cs="Calibri"/>
-              </w:rPr>
-              <w:t>Program evidence: PLC project files, robot program files, screenshots or exported logic in a zipped folder where appropriate</w:t>
+              <w:t>Task 1: Presentation slides in ODP or PDF format and live presentation delivery</w:t>
+            </w:r>
+          </w:p>
+          <w:p>
+            <w:pPr>
+              <w:rPr>
+                <w:rFonts w:ascii="Calibri" w:eastAsia="Calibri" w:hAnsi="Calibri" w:cs="Calibri"/>
+              </w:rPr>
+            </w:pPr>
+            <w:r>
+              <w:rPr>
+                <w:rFonts w:ascii="Calibri" w:eastAsia="Calibri" w:hAnsi="Calibri" w:cs="Calibri"/>
+              </w:rPr>
+              <w:t>Task 2: Report in ODT format, font preferably Open Sans size 12</w:t>
+            </w:r>
+          </w:p>
+          <w:p>
+            <w:pPr>
+              <w:rPr>
+                <w:rFonts w:ascii="Calibri" w:eastAsia="Calibri" w:hAnsi="Calibri" w:cs="Calibri"/>
+              </w:rPr>
+            </w:pPr>
+            <w:r>
+              <w:rPr>
+                <w:rFonts w:ascii="Calibri" w:eastAsia="Calibri" w:hAnsi="Calibri" w:cs="Calibri"/>
+              </w:rPr>
+              <w:t>Supporting evidence: diagrams, communication tables, safety layouts and risk assessment documentation</w:t>
             </w:r>
           </w:p>
           <w:p>
@@ -1977,126 +1977,76 @@
                 <w:rFonts w:ascii="Calibri" w:eastAsia="Plus Jakarta Sans" w:hAnsi="Calibri" w:cs="Calibri"/>
               </w:rPr>
             </w:pPr>
-            <w:proofErr w:type="spellStart"/>
             <w:r>
               <w:rPr>
                 <w:rFonts w:ascii="Calibri" w:eastAsia="Plus Jakarta Sans" w:hAnsi="Calibri" w:cs="Calibri"/>
               </w:rPr>
-              <w:t>Auat</w:t>
-            </w:r>
-            <w:proofErr w:type="spellEnd"/>
-            <w:r>
+              <w:t>Auat F., Prieto P. and Fantoni G. (Editors) (2022) Rapid Roboting: Recent Advances on</w:t>
+            </w:r>
+          </w:p>
+          <w:p>
+            <w:pPr>
               <w:rPr>
                 <w:rFonts w:ascii="Calibri" w:eastAsia="Plus Jakarta Sans" w:hAnsi="Calibri" w:cs="Calibri"/>
               </w:rPr>
-              <w:t xml:space="preserve"> F., Prieto P. and Fantoni G. (Editors) (2022) Rapid </w:t>
-            </w:r>
-            <w:proofErr w:type="spellStart"/>
+            </w:pPr>
             <w:r>
               <w:rPr>
                 <w:rFonts w:ascii="Calibri" w:eastAsia="Plus Jakarta Sans" w:hAnsi="Calibri" w:cs="Calibri"/>
               </w:rPr>
-              <w:t>Roboting</w:t>
-            </w:r>
-            <w:proofErr w:type="spellEnd"/>
-            <w:r>
+              <w:t>3D Printers and Robotics − Intelligent Systems, Control and Automation: Science and</w:t>
+            </w:r>
+          </w:p>
+          <w:p>
+            <w:pPr>
               <w:rPr>
                 <w:rFonts w:ascii="Calibri" w:eastAsia="Plus Jakarta Sans" w:hAnsi="Calibri" w:cs="Calibri"/>
               </w:rPr>
-              <w:t>: Recent Advances on</w:t>
-            </w:r>
-          </w:p>
-          <w:p>
-            <w:pPr>
+            </w:pPr>
+            <w:r>
               <w:rPr>
                 <w:rFonts w:ascii="Calibri" w:eastAsia="Plus Jakarta Sans" w:hAnsi="Calibri" w:cs="Calibri"/>
               </w:rPr>
-            </w:pPr>
-            <w:r>
+              <w:t>Engineering 82 (Hardback). Springer.</w:t>
+            </w:r>
+          </w:p>
+          <w:p>
+            <w:pPr>
               <w:rPr>
                 <w:rFonts w:ascii="Calibri" w:eastAsia="Plus Jakarta Sans" w:hAnsi="Calibri" w:cs="Calibri"/>
               </w:rPr>
-              <w:t>3D Printers and Robotics − Intelligent Systems, Control and Automation: Science and</w:t>
-            </w:r>
-          </w:p>
-          <w:p>
-            <w:pPr>
+            </w:pPr>
+            <w:r>
               <w:rPr>
                 <w:rFonts w:ascii="Calibri" w:eastAsia="Plus Jakarta Sans" w:hAnsi="Calibri" w:cs="Calibri"/>
               </w:rPr>
-            </w:pPr>
-            <w:r>
+              <w:t>Bolton W. (2015) Programmable Logic Controllers. 6th Ed. Elsevier.</w:t>
+            </w:r>
+          </w:p>
+          <w:p>
+            <w:pPr>
               <w:rPr>
                 <w:rFonts w:ascii="Calibri" w:eastAsia="Plus Jakarta Sans" w:hAnsi="Calibri" w:cs="Calibri"/>
               </w:rPr>
-              <w:t>Engineering 82 (Hardback). Springer.</w:t>
-            </w:r>
-          </w:p>
-          <w:p>
-            <w:pPr>
+            </w:pPr>
+            <w:r>
               <w:rPr>
                 <w:rFonts w:ascii="Calibri" w:eastAsia="Plus Jakarta Sans" w:hAnsi="Calibri" w:cs="Calibri"/>
               </w:rPr>
-            </w:pPr>
-            <w:r>
+              <w:t>Bozek P., Krenický T. and Nikitin Y. (Editors) (2022) Automation and Robotics:</w:t>
+            </w:r>
+          </w:p>
+          <w:p>
+            <w:pPr>
               <w:rPr>
                 <w:rFonts w:ascii="Calibri" w:eastAsia="Plus Jakarta Sans" w:hAnsi="Calibri" w:cs="Calibri"/>
               </w:rPr>
-              <w:t>Bolton W. (2015) Programmable Logic Controllers. 6th Ed. Elsevier.</w:t>
-            </w:r>
-          </w:p>
-          <w:p>
-            <w:pPr>
+            </w:pPr>
+            <w:r>
               <w:rPr>
                 <w:rFonts w:ascii="Calibri" w:eastAsia="Plus Jakarta Sans" w:hAnsi="Calibri" w:cs="Calibri"/>
               </w:rPr>
-            </w:pPr>
-            <w:r>
-              <w:rPr>
-                <w:rFonts w:ascii="Calibri" w:eastAsia="Plus Jakarta Sans" w:hAnsi="Calibri" w:cs="Calibri"/>
-              </w:rPr>
-              <w:t xml:space="preserve">Bozek P., </w:t>
-            </w:r>
-            <w:proofErr w:type="spellStart"/>
-            <w:r>
-              <w:rPr>
-                <w:rFonts w:ascii="Calibri" w:eastAsia="Plus Jakarta Sans" w:hAnsi="Calibri" w:cs="Calibri"/>
-              </w:rPr>
-              <w:t>Krenický</w:t>
-            </w:r>
-            <w:proofErr w:type="spellEnd"/>
-            <w:r>
-              <w:rPr>
-                <w:rFonts w:ascii="Calibri" w:eastAsia="Plus Jakarta Sans" w:hAnsi="Calibri" w:cs="Calibri"/>
-              </w:rPr>
-              <w:t xml:space="preserve"> T. and Nikitin Y. (Editors) (2022) Automation and Robotics:</w:t>
-            </w:r>
-          </w:p>
-          <w:p>
-            <w:pPr>
-              <w:rPr>
-                <w:rFonts w:ascii="Calibri" w:eastAsia="Plus Jakarta Sans" w:hAnsi="Calibri" w:cs="Calibri"/>
-              </w:rPr>
-            </w:pPr>
-            <w:r>
-              <w:rPr>
-                <w:rFonts w:ascii="Calibri" w:eastAsia="Plus Jakarta Sans" w:hAnsi="Calibri" w:cs="Calibri"/>
-              </w:rPr>
-              <w:t xml:space="preserve">Latest Achievements, Challenges and Prospects (Hardback). </w:t>
-            </w:r>
-            <w:proofErr w:type="spellStart"/>
-            <w:r>
-              <w:rPr>
-                <w:rFonts w:ascii="Calibri" w:eastAsia="Plus Jakarta Sans" w:hAnsi="Calibri" w:cs="Calibri"/>
-              </w:rPr>
-              <w:t>Mdpi</w:t>
-            </w:r>
-            <w:proofErr w:type="spellEnd"/>
-            <w:r>
-              <w:rPr>
-                <w:rFonts w:ascii="Calibri" w:eastAsia="Plus Jakarta Sans" w:hAnsi="Calibri" w:cs="Calibri"/>
-              </w:rPr>
-              <w:t xml:space="preserve"> AG.</w:t>
+              <w:t>Latest Achievements, Challenges and Prospects (Hardback). Mdpi AG.</w:t>
             </w:r>
           </w:p>
           <w:p>
@@ -2149,21 +2099,20 @@
               <w:rPr>
                 <w:rFonts w:ascii="Calibri" w:eastAsia="Plus Jakarta Sans" w:hAnsi="Calibri" w:cs="Calibri"/>
               </w:rPr>
-              <w:t xml:space="preserve">Learn PLC Programming with Training Videos (Paperback). </w:t>
-            </w:r>
-            <w:proofErr w:type="spellStart"/>
-            <w:r>
+              <w:t>Learn PLC Programming with Training Videos (Paperback). Ojula Technology Innovations.</w:t>
+            </w:r>
+          </w:p>
+          <w:p>
+            <w:pPr>
               <w:rPr>
                 <w:rFonts w:ascii="Calibri" w:eastAsia="Plus Jakarta Sans" w:hAnsi="Calibri" w:cs="Calibri"/>
               </w:rPr>
-              <w:t>Ojula</w:t>
-            </w:r>
-            <w:proofErr w:type="spellEnd"/>
+            </w:pPr>
             <w:r>
               <w:rPr>
                 <w:rFonts w:ascii="Calibri" w:eastAsia="Plus Jakarta Sans" w:hAnsi="Calibri" w:cs="Calibri"/>
               </w:rPr>
-              <w:t xml:space="preserve"> Technology Innovations.</w:t>
+              <w:t>Kumar K. and Babu B.S. (Editors) (2023) Industrial Automation and Robotics −</w:t>
             </w:r>
           </w:p>
           <w:p>
@@ -2176,7 +2125,7 @@
               <w:rPr>
                 <w:rFonts w:ascii="Calibri" w:eastAsia="Plus Jakarta Sans" w:hAnsi="Calibri" w:cs="Calibri"/>
               </w:rPr>
-              <w:t>Kumar K. and Babu B.S. (Editors) (2023) Industrial Automation and Robotics −</w:t>
+              <w:t>Techniques and Applications. 1st Ed. CRC Press.</w:t>
             </w:r>
           </w:p>
           <w:p>
@@ -2189,7 +2138,7 @@
               <w:rPr>
                 <w:rFonts w:ascii="Calibri" w:eastAsia="Plus Jakarta Sans" w:hAnsi="Calibri" w:cs="Calibri"/>
               </w:rPr>
-              <w:t>Techniques and Applications. 1st Ed. CRC Press.</w:t>
+              <w:t>Manesis S. and Nikolakopoulos G. (2018) Introduction to Industrial Automation. 1st Ed.</w:t>
             </w:r>
           </w:p>
           <w:p>
@@ -2202,7 +2151,7 @@
               <w:rPr>
                 <w:rFonts w:ascii="Calibri" w:eastAsia="Plus Jakarta Sans" w:hAnsi="Calibri" w:cs="Calibri"/>
               </w:rPr>
-              <w:t>Manesis S. and Nikolakopoulos G. (2018) Introduction to Industrial Automation. 1st Ed.</w:t>
+              <w:t>Routledge, Taylor and Francis Group.</w:t>
             </w:r>
           </w:p>
           <w:p>
@@ -2215,7 +2164,7 @@
               <w:rPr>
                 <w:rFonts w:ascii="Calibri" w:eastAsia="Plus Jakarta Sans" w:hAnsi="Calibri" w:cs="Calibri"/>
               </w:rPr>
-              <w:t>Routledge, Taylor and Francis Group.</w:t>
+              <w:t>Perez A. E. (2012) Introduction to PLCs: A beginner’s guide to Programmable Logic</w:t>
             </w:r>
           </w:p>
           <w:p>
@@ -2228,7 +2177,7 @@
               <w:rPr>
                 <w:rFonts w:ascii="Calibri" w:eastAsia="Plus Jakarta Sans" w:hAnsi="Calibri" w:cs="Calibri"/>
               </w:rPr>
-              <w:t>Perez A. E. (2012) Introduction to PLCs: A beginner’s guide to Programmable Logic</w:t>
+              <w:t>Controllers.</w:t>
             </w:r>
           </w:p>
           <w:p>
@@ -2241,7 +2190,7 @@
               <w:rPr>
                 <w:rFonts w:ascii="Calibri" w:eastAsia="Plus Jakarta Sans" w:hAnsi="Calibri" w:cs="Calibri"/>
               </w:rPr>
-              <w:t>Controllers.</w:t>
+              <w:t>Petruzella F. (2023) Programmable Logic Controllers. 6th Ed. McGraw Hill.</w:t>
             </w:r>
           </w:p>
           <w:p>
@@ -2250,85 +2199,50 @@
                 <w:rFonts w:ascii="Calibri" w:eastAsia="Plus Jakarta Sans" w:hAnsi="Calibri" w:cs="Calibri"/>
               </w:rPr>
             </w:pPr>
-            <w:proofErr w:type="spellStart"/>
             <w:r>
               <w:rPr>
                 <w:rFonts w:ascii="Calibri" w:eastAsia="Plus Jakarta Sans" w:hAnsi="Calibri" w:cs="Calibri"/>
               </w:rPr>
-              <w:t>Petruzella</w:t>
-            </w:r>
-            <w:proofErr w:type="spellEnd"/>
-            <w:r>
+              <w:t>Stewart G.R. (2021) Siemens Plc Programming For Beginners: (Step-by-Step Instructions)</w:t>
+            </w:r>
+          </w:p>
+          <w:p>
+            <w:pPr>
               <w:rPr>
                 <w:rFonts w:ascii="Calibri" w:eastAsia="Plus Jakarta Sans" w:hAnsi="Calibri" w:cs="Calibri"/>
               </w:rPr>
-              <w:t xml:space="preserve"> F. (2023) Programmable Logic Controllers. 6th Ed. McGraw Hill.</w:t>
-            </w:r>
-          </w:p>
-          <w:p>
-            <w:pPr>
+            </w:pPr>
+            <w:r>
               <w:rPr>
                 <w:rFonts w:ascii="Calibri" w:eastAsia="Plus Jakarta Sans" w:hAnsi="Calibri" w:cs="Calibri"/>
               </w:rPr>
-            </w:pPr>
-            <w:r>
+              <w:t>How Can I Quickly and Easily Learn PLC Programming At Home? Independent publication.</w:t>
+            </w:r>
+          </w:p>
+          <w:p>
+            <w:pPr>
               <w:rPr>
                 <w:rFonts w:ascii="Calibri" w:eastAsia="Plus Jakarta Sans" w:hAnsi="Calibri" w:cs="Calibri"/>
               </w:rPr>
-              <w:t>Stewart G.R. (2021) Siemens Plc Programming For Beginners: (Step-by-Step Instructions)</w:t>
-            </w:r>
-          </w:p>
-          <w:p>
-            <w:pPr>
+            </w:pPr>
+            <w:r>
               <w:rPr>
                 <w:rFonts w:ascii="Calibri" w:eastAsia="Plus Jakarta Sans" w:hAnsi="Calibri" w:cs="Calibri"/>
               </w:rPr>
-            </w:pPr>
-            <w:r>
+              <w:t>White M.T. (2023) Mastering PLC Programming: The software engineering survival guide to</w:t>
+            </w:r>
+          </w:p>
+          <w:p>
+            <w:pPr>
               <w:rPr>
                 <w:rFonts w:ascii="Calibri" w:eastAsia="Plus Jakarta Sans" w:hAnsi="Calibri" w:cs="Calibri"/>
               </w:rPr>
-              <w:t>How Can I Quickly and Easily Learn PLC Programming At Home? Independent publication.</w:t>
-            </w:r>
-          </w:p>
-          <w:p>
-            <w:pPr>
+            </w:pPr>
+            <w:r>
               <w:rPr>
                 <w:rFonts w:ascii="Calibri" w:eastAsia="Plus Jakarta Sans" w:hAnsi="Calibri" w:cs="Calibri"/>
               </w:rPr>
-            </w:pPr>
-            <w:r>
-              <w:rPr>
-                <w:rFonts w:ascii="Calibri" w:eastAsia="Plus Jakarta Sans" w:hAnsi="Calibri" w:cs="Calibri"/>
-              </w:rPr>
-              <w:t>White M.T. (2023) Mastering PLC Programming: The software engineering survival guide to</w:t>
-            </w:r>
-          </w:p>
-          <w:p>
-            <w:pPr>
-              <w:rPr>
-                <w:rFonts w:ascii="Calibri" w:eastAsia="Plus Jakarta Sans" w:hAnsi="Calibri" w:cs="Calibri"/>
-              </w:rPr>
-            </w:pPr>
-            <w:r>
-              <w:rPr>
-                <w:rFonts w:ascii="Calibri" w:eastAsia="Plus Jakarta Sans" w:hAnsi="Calibri" w:cs="Calibri"/>
-              </w:rPr>
-              <w:t xml:space="preserve">automation programming (Paperback). </w:t>
-            </w:r>
-            <w:proofErr w:type="spellStart"/>
-            <w:r>
-              <w:rPr>
-                <w:rFonts w:ascii="Calibri" w:eastAsia="Plus Jakarta Sans" w:hAnsi="Calibri" w:cs="Calibri"/>
-              </w:rPr>
-              <w:t>Packt</w:t>
-            </w:r>
-            <w:proofErr w:type="spellEnd"/>
-            <w:r>
-              <w:rPr>
-                <w:rFonts w:ascii="Calibri" w:eastAsia="Plus Jakarta Sans" w:hAnsi="Calibri" w:cs="Calibri"/>
-              </w:rPr>
-              <w:t xml:space="preserve"> Publishing Limited.</w:t>
+              <w:t>automation programming (Paperback). Packt Publishing Limited.</w:t>
             </w:r>
           </w:p>
           <w:p>
